--- a/CHECKLISTS/BOTTOM INSPECTION/CHECK LIST/GR CLASS Form No. UWILD-01.docx
+++ b/CHECKLISTS/BOTTOM INSPECTION/CHECK LIST/GR CLASS Form No. UWILD-01.docx
@@ -461,52 +461,60 @@
           <w:trHeight w:hRule="exact" w:val="845"/>
         </w:trPr>
         <w:tc>
-          <w:tcPr>
-            <w:tcW w:w="2624" w:type="dxa"/>
-            <w:tcBorders>
-              <w:top w:val="single" w:sz="7" w:space="0" w:color="000000"/>
-              <w:left w:val="single" w:sz="7" w:space="0" w:color="000000"/>
-              <w:bottom w:val="single" w:sz="7" w:space="0" w:color="000000"/>
-              <w:right w:val="single" w:sz="7" w:space="0" w:color="000000"/>
-            </w:tcBorders>
-          </w:tcPr>
-          <w:p/>
-        </w:tc>
-        <w:tc>
-          <w:tcPr>
-            <w:tcW w:w="2386" w:type="dxa"/>
-            <w:tcBorders>
-              <w:top w:val="single" w:sz="7" w:space="0" w:color="000000"/>
-              <w:left w:val="single" w:sz="7" w:space="0" w:color="000000"/>
-              <w:bottom w:val="single" w:sz="7" w:space="0" w:color="000000"/>
-              <w:right w:val="single" w:sz="7" w:space="0" w:color="000000"/>
-            </w:tcBorders>
-          </w:tcPr>
-          <w:p/>
-        </w:tc>
-        <w:tc>
-          <w:tcPr>
-            <w:tcW w:w="2595" w:type="dxa"/>
-            <w:tcBorders>
-              <w:top w:val="single" w:sz="7" w:space="0" w:color="000000"/>
-              <w:left w:val="single" w:sz="7" w:space="0" w:color="000000"/>
-              <w:bottom w:val="single" w:sz="7" w:space="0" w:color="000000"/>
-              <w:right w:val="single" w:sz="7" w:space="0" w:color="000000"/>
-            </w:tcBorders>
-          </w:tcPr>
-          <w:p/>
-        </w:tc>
-        <w:tc>
-          <w:tcPr>
-            <w:tcW w:w="2638" w:type="dxa"/>
-            <w:tcBorders>
-              <w:top w:val="single" w:sz="7" w:space="0" w:color="000000"/>
-              <w:left w:val="single" w:sz="7" w:space="0" w:color="000000"/>
-              <w:bottom w:val="single" w:sz="7" w:space="0" w:color="000000"/>
-              <w:right w:val="single" w:sz="7" w:space="0" w:color="000000"/>
-            </w:tcBorders>
-          </w:tcPr>
-          <w:p/>
+          <w:sdt>
+            <w:sdtPr>
+              <w:tag w:val="vessel_name"/>
+            </w:sdtPr>
+            <w:sdtContent>
+              <w:p>
+                <w:r>
+                  <w:t>{vessel_name}</w:t>
+                </w:r>
+              </w:p>
+            </w:sdtContent>
+          </w:sdt>
+        </w:tc>
+        <w:tc>
+          <w:sdt>
+            <w:sdtPr>
+              <w:tag w:val="call_sign"/>
+            </w:sdtPr>
+            <w:sdtContent>
+              <w:p>
+                <w:r>
+                  <w:t>{call_sign}</w:t>
+                </w:r>
+              </w:p>
+            </w:sdtContent>
+          </w:sdt>
+        </w:tc>
+        <w:tc>
+          <w:sdt>
+            <w:sdtPr>
+              <w:tag w:val="port_of_registry"/>
+            </w:sdtPr>
+            <w:sdtContent>
+              <w:p>
+                <w:r>
+                  <w:t>{port_of_registry}</w:t>
+                </w:r>
+              </w:p>
+            </w:sdtContent>
+          </w:sdt>
+        </w:tc>
+        <w:tc>
+          <w:sdt>
+            <w:sdtPr>
+              <w:tag w:val="gross_tonnage"/>
+            </w:sdtPr>
+            <w:sdtContent>
+              <w:p>
+                <w:r>
+                  <w:t>{gross_tonnage}</w:t>
+                </w:r>
+              </w:p>
+            </w:sdtContent>
+          </w:sdt>
         </w:tc>
       </w:tr>
     </w:tbl>

--- a/CHECKLISTS/BOTTOM INSPECTION/CHECK LIST/GR CLASS Form No. UWILD-01.docx
+++ b/CHECKLISTS/BOTTOM INSPECTION/CHECK LIST/GR CLASS Form No. UWILD-01.docx
@@ -10794,55 +10794,27 @@
     </w:p>
     <w:p>
       <w:pPr>
-        <w:rPr>
-          <w:rFonts w:ascii="Calibri" w:eastAsia="Calibri" w:hAnsi="Calibri" w:cs="Calibri"/>
-          <w:b/>
-          <w:bCs/>
-          <w:sz w:val="20"/>
-          <w:szCs w:val="20"/>
-        </w:rPr>
-      </w:pPr>
-      <w:r>
-        <w:rPr>
-          <w:rFonts w:ascii="Calibri" w:hAnsi="Calibri"/>
-        </w:rPr>
-        <w:t xml:space="preserve">                                                                                                                                        </w:t>
-      </w:r>
-      <w:r>
-        <w:rPr>
-          <w:rFonts w:ascii="Calibri" w:hAnsi="Calibri"/>
-        </w:rPr>
-        <w:t xml:space="preserve">     </w:t>
-      </w:r>
-      <w:r>
-        <w:rPr>
-          <w:rFonts w:ascii="Calibri" w:hAnsi="Calibri"/>
-        </w:rPr>
-        <w:t xml:space="preserve"> </w:t>
-      </w:r>
-      <w:r>
-        <w:rPr>
-          <w:rFonts w:ascii="Calibri" w:hAnsi="Calibri"/>
-          <w:b/>
+        <w:jc w:val="right"/>
+        <w:spacing w:after="200"/>
+      </w:pPr>
+      <w:sdt>
+        <w:sdtPr>
+          <w:tag w:val="surveyor_name"/>
+        </w:sdtPr>
+        <w:sdtContent>
+          <w:r>
+            <w:t>{surveyor_name}</w:t>
+          </w:r>
+        </w:sdtContent>
+      </w:sdt>
+      <w:r>
+        <w:rPr>
+          <w:rFonts w:ascii="Arial" w:hAnsi="Arial"/>
+          <w:bold/>
           <w:sz w:val="18"/>
         </w:rPr>
-        <w:t xml:space="preserve">     </w:t>
-      </w:r>
-      <w:r>
-        <w:rPr>
-          <w:rFonts w:ascii="Calibri" w:hAnsi="Calibri"/>
-          <w:b/>
-          <w:sz w:val="18"/>
-        </w:rPr>
-        <w:t xml:space="preserve">GR CLASS </w:t>
-      </w:r>
-      <w:r>
-        <w:rPr>
-          <w:rFonts w:ascii="Calibri" w:hAnsi="Calibri"/>
-          <w:b/>
-          <w:sz w:val="18"/>
-        </w:rPr>
-        <w:t>REPRESENTATIVE</w:t>
+        <w:br/>
+        <w:t>GR CLASS REPRESENTATIVE</w:t>
       </w:r>
     </w:p>
     <w:p>
